--- a/Grade Two.docx
+++ b/Grade Two.docx
@@ -426,7 +426,25 @@
           <w:sz w:val="14"/>
           <w:szCs w:val="14"/>
         </w:rPr>
-        <w:t>{schoolYear}</w:t>
+        <w:t>{</w:t>
+      </w:r>
+      <w:proofErr w:type="spellStart"/>
+      <w:r>
+        <w:rPr>
+          <w:rFonts w:ascii="Aptos Slab" w:hAnsi="Aptos Slab" w:cs="Times New Roman"/>
+          <w:sz w:val="14"/>
+          <w:szCs w:val="14"/>
+        </w:rPr>
+        <w:t>schoolYear</w:t>
+      </w:r>
+      <w:proofErr w:type="spellEnd"/>
+      <w:r>
+        <w:rPr>
+          <w:rFonts w:ascii="Aptos Slab" w:hAnsi="Aptos Slab" w:cs="Times New Roman"/>
+          <w:sz w:val="14"/>
+          <w:szCs w:val="14"/>
+        </w:rPr>
+        <w:t>}</w:t>
       </w:r>
     </w:p>
     <w:p>
@@ -725,7 +743,27 @@
                 <w:sz w:val="18"/>
                 <w:szCs w:val="24"/>
               </w:rPr>
-              <w:t>{gradeLevel}</w:t>
+              <w:t>{</w:t>
+            </w:r>
+            <w:proofErr w:type="spellStart"/>
+            <w:r>
+              <w:rPr>
+                <w:rFonts w:ascii="Aptos Slab" w:hAnsi="Aptos Slab" w:cs="Courier New"/>
+                <w:b/>
+                <w:sz w:val="18"/>
+                <w:szCs w:val="24"/>
+              </w:rPr>
+              <w:t>gradeLevel</w:t>
+            </w:r>
+            <w:proofErr w:type="spellEnd"/>
+            <w:r>
+              <w:rPr>
+                <w:rFonts w:ascii="Aptos Slab" w:hAnsi="Aptos Slab" w:cs="Courier New"/>
+                <w:b/>
+                <w:sz w:val="18"/>
+                <w:szCs w:val="24"/>
+              </w:rPr>
+              <w:t>}</w:t>
             </w:r>
           </w:p>
         </w:tc>
@@ -1785,6 +1823,7 @@
                 <w:szCs w:val="18"/>
               </w:rPr>
             </w:pPr>
+            <w:proofErr w:type="spellStart"/>
             <w:r>
               <w:rPr>
                 <w:rFonts w:ascii="Aptos Slab SemiBold" w:hAnsi="Aptos Slab SemiBold" w:cs="Times New Roman"/>
@@ -1794,6 +1833,7 @@
               </w:rPr>
               <w:t>Makabansa</w:t>
             </w:r>
+            <w:proofErr w:type="spellEnd"/>
           </w:p>
         </w:tc>
         <w:tc>
@@ -4423,6 +4463,7 @@
         </w:rPr>
         <w:t xml:space="preserve">for the </w:t>
       </w:r>
+      <w:proofErr w:type="gramStart"/>
       <w:r>
         <w:rPr>
           <w:rFonts w:ascii="Aptos Slab" w:hAnsi="Aptos Slab" w:cs="Times New Roman"/>
@@ -4445,7 +4486,16 @@
           <w:sz w:val="20"/>
           <w:szCs w:val="20"/>
         </w:rPr>
-        <w:t xml:space="preserve">level </w:t>
+        <w:t>level</w:t>
+      </w:r>
+      <w:proofErr w:type="gramEnd"/>
+      <w:r>
+        <w:rPr>
+          <w:rFonts w:ascii="Aptos Slab" w:hAnsi="Aptos Slab" w:cs="Times New Roman"/>
+          <w:sz w:val="20"/>
+          <w:szCs w:val="20"/>
+        </w:rPr>
+        <w:t xml:space="preserve"> </w:t>
       </w:r>
       <w:r>
         <w:rPr>
@@ -4610,8 +4660,8 @@
               <w:rPr>
                 <w:rFonts w:ascii="Bernard MT Condensed" w:hAnsi="Bernard MT Condensed" w:cs="Times New Roman"/>
                 <w:bCs/>
-                <w:sz w:val="16"/>
-                <w:szCs w:val="18"/>
+                <w:sz w:val="18"/>
+                <w:szCs w:val="20"/>
               </w:rPr>
               <w:t>{adviser}</w:t>
             </w:r>
@@ -4640,28 +4690,30 @@
               <w:rPr>
                 <w:rFonts w:ascii="Bernard MT Condensed" w:hAnsi="Bernard MT Condensed" w:cs="Times New Roman"/>
                 <w:bCs/>
-                <w:sz w:val="16"/>
-                <w:szCs w:val="18"/>
-              </w:rPr>
-              <w:t>{school</w:t>
-            </w:r>
+                <w:sz w:val="18"/>
+                <w:szCs w:val="20"/>
+              </w:rPr>
+              <w:t>{</w:t>
+            </w:r>
+            <w:proofErr w:type="spellStart"/>
             <w:r>
               <w:rPr>
                 <w:rFonts w:ascii="Bernard MT Condensed" w:hAnsi="Bernard MT Condensed" w:cs="Times New Roman"/>
                 <w:bCs/>
-                <w:sz w:val="16"/>
-                <w:szCs w:val="18"/>
-              </w:rPr>
-              <w:t>H</w:t>
-            </w:r>
+                <w:sz w:val="18"/>
+                <w:szCs w:val="20"/>
+              </w:rPr>
+              <w:t>schoolHead</w:t>
+            </w:r>
+            <w:proofErr w:type="spellEnd"/>
             <w:r>
               <w:rPr>
                 <w:rFonts w:ascii="Bernard MT Condensed" w:hAnsi="Bernard MT Condensed" w:cs="Times New Roman"/>
                 <w:bCs/>
-                <w:sz w:val="16"/>
-                <w:szCs w:val="18"/>
-              </w:rPr>
-              <w:t>ead}</w:t>
+                <w:sz w:val="18"/>
+                <w:szCs w:val="20"/>
+              </w:rPr>
+              <w:t>}</w:t>
             </w:r>
           </w:p>
         </w:tc>
@@ -4731,7 +4783,7 @@
             <w:r>
               <w:rPr>
                 <w:rFonts w:ascii="Aptos Slab" w:hAnsi="Aptos Slab" w:cs="Times New Roman"/>
-                <w:b/>
+                <w:bCs/>
                 <w:sz w:val="18"/>
                 <w:szCs w:val="20"/>
               </w:rPr>
@@ -5005,7 +5057,7 @@
               <w:jc w:val="center"/>
               <w:rPr>
                 <w:rFonts w:ascii="Aptos Slab" w:hAnsi="Aptos Slab" w:cs="Times New Roman"/>
-                <w:b/>
+                <w:bCs/>
                 <w:sz w:val="18"/>
                 <w:szCs w:val="20"/>
               </w:rPr>
@@ -5013,7 +5065,7 @@
             <w:r>
               <w:rPr>
                 <w:rFonts w:ascii="Aptos Slab" w:hAnsi="Aptos Slab" w:cs="Times New Roman"/>
-                <w:b/>
+                <w:bCs/>
                 <w:sz w:val="18"/>
                 <w:szCs w:val="20"/>
               </w:rPr>
@@ -5821,15 +5873,6 @@
 </file>
 
 <file path=customXml/item1.xml><?xml version="1.0" encoding="utf-8"?>
-<?mso-contentType ?>
-<FormTemplates xmlns="http://schemas.microsoft.com/sharepoint/v3/contenttype/forms">
-  <Display>DocumentLibraryForm</Display>
-  <Edit>DocumentLibraryForm</Edit>
-  <New>DocumentLibraryForm</New>
-</FormTemplates>
-</file>
-
-<file path=customXml/item2.xml><?xml version="1.0" encoding="utf-8"?>
 <ct:contentTypeSchema xmlns:ct="http://schemas.microsoft.com/office/2006/metadata/contentType" xmlns:ma="http://schemas.microsoft.com/office/2006/metadata/properties/metaAttributes" ct:_="" ma:_="" ma:contentTypeName="Document" ma:contentTypeID="0x01010019B181300F721B4D9F3B95A3EE15143C" ma:contentTypeVersion="10" ma:contentTypeDescription="Create a new document." ma:contentTypeScope="" ma:versionID="bf2ca1b3bc24449cdd1a669432d4bb9e">
   <xsd:schema xmlns:xsd="http://www.w3.org/2001/XMLSchema" xmlns:xs="http://www.w3.org/2001/XMLSchema" xmlns:p="http://schemas.microsoft.com/office/2006/metadata/properties" xmlns:ns3="541f9672-3e94-4c26-a847-81d4d159bfa1" targetNamespace="http://schemas.microsoft.com/office/2006/metadata/properties" ma:root="true" ma:fieldsID="14a7babb77b443892259070c9ba030eb" ns3:_="">
     <xsd:import namespace="541f9672-3e94-4c26-a847-81d4d159bfa1"/>
@@ -6013,25 +6056,26 @@
 </ct:contentTypeSchema>
 </file>
 
-<file path=customXml/item3.xml><?xml version="1.0" encoding="utf-8"?>
+<file path=customXml/item2.xml><?xml version="1.0" encoding="utf-8"?>
 <b:Sources xmlns:b="http://schemas.openxmlformats.org/officeDocument/2006/bibliography" xmlns="http://schemas.openxmlformats.org/officeDocument/2006/bibliography" SelectedStyle="\APASixthEditionOfficeOnline.xsl" StyleName="APA" Version="6"/>
 </file>
 
-<file path=customXml/item4.xml><?xml version="1.0" encoding="utf-8"?>
+<file path=customXml/item3.xml><?xml version="1.0" encoding="utf-8"?>
 <p:properties xmlns:p="http://schemas.microsoft.com/office/2006/metadata/properties" xmlns:xsi="http://www.w3.org/2001/XMLSchema-instance" xmlns:pc="http://schemas.microsoft.com/office/infopath/2007/PartnerControls">
   <documentManagement/>
 </p:properties>
 </file>
 
-<file path=customXml/itemProps1.xml><?xml version="1.0" encoding="utf-8"?>
-<ds:datastoreItem xmlns:ds="http://schemas.openxmlformats.org/officeDocument/2006/customXml" ds:itemID="{9E607EEA-1579-4534-A211-223D35B43271}">
-  <ds:schemaRefs>
-    <ds:schemaRef ds:uri="http://schemas.microsoft.com/sharepoint/v3/contenttype/forms"/>
-  </ds:schemaRefs>
-</ds:datastoreItem>
+<file path=customXml/item4.xml><?xml version="1.0" encoding="utf-8"?>
+<?mso-contentType ?>
+<FormTemplates xmlns="http://schemas.microsoft.com/sharepoint/v3/contenttype/forms">
+  <Display>DocumentLibraryForm</Display>
+  <Edit>DocumentLibraryForm</Edit>
+  <New>DocumentLibraryForm</New>
+</FormTemplates>
 </file>
 
-<file path=customXml/itemProps2.xml><?xml version="1.0" encoding="utf-8"?>
+<file path=customXml/itemProps1.xml><?xml version="1.0" encoding="utf-8"?>
 <ds:datastoreItem xmlns:ds="http://schemas.openxmlformats.org/officeDocument/2006/customXml" ds:itemID="{1934D20A-BA2A-4311-8449-030457D80377}">
   <ds:schemaRefs>
     <ds:schemaRef ds:uri="http://schemas.microsoft.com/office/2006/metadata/contentType"/>
@@ -6049,7 +6093,7 @@
 </ds:datastoreItem>
 </file>
 
-<file path=customXml/itemProps3.xml><?xml version="1.0" encoding="utf-8"?>
+<file path=customXml/itemProps2.xml><?xml version="1.0" encoding="utf-8"?>
 <ds:datastoreItem xmlns:ds="http://schemas.openxmlformats.org/officeDocument/2006/customXml" ds:itemID="{79EDFC7F-E73A-4641-AB05-0EAF77FB85CB}">
   <ds:schemaRefs>
     <ds:schemaRef ds:uri="http://schemas.openxmlformats.org/officeDocument/2006/bibliography"/>
@@ -6057,11 +6101,19 @@
 </ds:datastoreItem>
 </file>
 
-<file path=customXml/itemProps4.xml><?xml version="1.0" encoding="utf-8"?>
+<file path=customXml/itemProps3.xml><?xml version="1.0" encoding="utf-8"?>
 <ds:datastoreItem xmlns:ds="http://schemas.openxmlformats.org/officeDocument/2006/customXml" ds:itemID="{672FB7B5-DBC2-43DE-98D9-E1693A2B312F}">
   <ds:schemaRefs>
     <ds:schemaRef ds:uri="http://schemas.microsoft.com/office/2006/metadata/properties"/>
     <ds:schemaRef ds:uri="http://schemas.microsoft.com/office/infopath/2007/PartnerControls"/>
   </ds:schemaRefs>
 </ds:datastoreItem>
+</file>
+
+<file path=customXml/itemProps4.xml><?xml version="1.0" encoding="utf-8"?>
+<ds:datastoreItem xmlns:ds="http://schemas.openxmlformats.org/officeDocument/2006/customXml" ds:itemID="{9E607EEA-1579-4534-A211-223D35B43271}">
+  <ds:schemaRefs>
+    <ds:schemaRef ds:uri="http://schemas.microsoft.com/sharepoint/v3/contenttype/forms"/>
+  </ds:schemaRefs>
+</ds:datastoreItem>
 </file>
--- a/Grade Two.docx
+++ b/Grade Two.docx
@@ -4652,16 +4652,14 @@
               <w:rPr>
                 <w:rFonts w:ascii="Bernard MT Condensed" w:hAnsi="Bernard MT Condensed" w:cs="Times New Roman"/>
                 <w:bCs/>
-                <w:sz w:val="16"/>
-                <w:szCs w:val="18"/>
+                <w:sz w:val="20"/>
               </w:rPr>
             </w:pPr>
             <w:r>
               <w:rPr>
                 <w:rFonts w:ascii="Bernard MT Condensed" w:hAnsi="Bernard MT Condensed" w:cs="Times New Roman"/>
                 <w:bCs/>
-                <w:sz w:val="18"/>
-                <w:szCs w:val="20"/>
+                <w:sz w:val="20"/>
               </w:rPr>
               <w:t>{adviser}</w:t>
             </w:r>
@@ -4682,16 +4680,14 @@
               <w:rPr>
                 <w:rFonts w:ascii="Bernard MT Condensed" w:hAnsi="Bernard MT Condensed" w:cs="Times New Roman"/>
                 <w:bCs/>
-                <w:sz w:val="16"/>
-                <w:szCs w:val="18"/>
+                <w:sz w:val="20"/>
               </w:rPr>
             </w:pPr>
             <w:r>
               <w:rPr>
                 <w:rFonts w:ascii="Bernard MT Condensed" w:hAnsi="Bernard MT Condensed" w:cs="Times New Roman"/>
                 <w:bCs/>
-                <w:sz w:val="18"/>
-                <w:szCs w:val="20"/>
+                <w:sz w:val="20"/>
               </w:rPr>
               <w:t>{</w:t>
             </w:r>
@@ -4700,8 +4696,7 @@
               <w:rPr>
                 <w:rFonts w:ascii="Bernard MT Condensed" w:hAnsi="Bernard MT Condensed" w:cs="Times New Roman"/>
                 <w:bCs/>
-                <w:sz w:val="18"/>
-                <w:szCs w:val="20"/>
+                <w:sz w:val="20"/>
               </w:rPr>
               <w:t>schoolHead</w:t>
             </w:r>
@@ -4710,8 +4705,7 @@
               <w:rPr>
                 <w:rFonts w:ascii="Bernard MT Condensed" w:hAnsi="Bernard MT Condensed" w:cs="Times New Roman"/>
                 <w:bCs/>
-                <w:sz w:val="18"/>
-                <w:szCs w:val="20"/>
+                <w:sz w:val="20"/>
               </w:rPr>
               <w:t>}</w:t>
             </w:r>
@@ -4787,7 +4781,27 @@
                 <w:sz w:val="18"/>
                 <w:szCs w:val="20"/>
               </w:rPr>
-              <w:t>School Head</w:t>
+              <w:t>{</w:t>
+            </w:r>
+            <w:proofErr w:type="spellStart"/>
+            <w:r>
+              <w:rPr>
+                <w:rFonts w:ascii="Aptos Slab" w:hAnsi="Aptos Slab" w:cs="Times New Roman"/>
+                <w:bCs/>
+                <w:sz w:val="18"/>
+                <w:szCs w:val="20"/>
+              </w:rPr>
+              <w:t>schoolHeadDesignation</w:t>
+            </w:r>
+            <w:proofErr w:type="spellEnd"/>
+            <w:r>
+              <w:rPr>
+                <w:rFonts w:ascii="Aptos Slab" w:hAnsi="Aptos Slab" w:cs="Times New Roman"/>
+                <w:bCs/>
+                <w:sz w:val="18"/>
+                <w:szCs w:val="20"/>
+              </w:rPr>
+              <w:t>}</w:t>
             </w:r>
           </w:p>
         </w:tc>
@@ -5531,7 +5545,6 @@
   <w:style w:type="character" w:default="1" w:styleId="DefaultParagraphFont">
     <w:name w:val="Default Paragraph Font"/>
     <w:uiPriority w:val="1"/>
-    <w:semiHidden/>
     <w:unhideWhenUsed/>
   </w:style>
   <w:style w:type="table" w:default="1" w:styleId="TableNormal">
@@ -5873,6 +5886,10 @@
 </file>
 
 <file path=customXml/item1.xml><?xml version="1.0" encoding="utf-8"?>
+<b:Sources xmlns:b="http://schemas.openxmlformats.org/officeDocument/2006/bibliography" xmlns="http://schemas.openxmlformats.org/officeDocument/2006/bibliography" SelectedStyle="\APASixthEditionOfficeOnline.xsl" StyleName="APA" Version="6"/>
+</file>
+
+<file path=customXml/item2.xml><?xml version="1.0" encoding="utf-8"?>
 <ct:contentTypeSchema xmlns:ct="http://schemas.microsoft.com/office/2006/metadata/contentType" xmlns:ma="http://schemas.microsoft.com/office/2006/metadata/properties/metaAttributes" ct:_="" ma:_="" ma:contentTypeName="Document" ma:contentTypeID="0x01010019B181300F721B4D9F3B95A3EE15143C" ma:contentTypeVersion="10" ma:contentTypeDescription="Create a new document." ma:contentTypeScope="" ma:versionID="bf2ca1b3bc24449cdd1a669432d4bb9e">
   <xsd:schema xmlns:xsd="http://www.w3.org/2001/XMLSchema" xmlns:xs="http://www.w3.org/2001/XMLSchema" xmlns:p="http://schemas.microsoft.com/office/2006/metadata/properties" xmlns:ns3="541f9672-3e94-4c26-a847-81d4d159bfa1" targetNamespace="http://schemas.microsoft.com/office/2006/metadata/properties" ma:root="true" ma:fieldsID="14a7babb77b443892259070c9ba030eb" ns3:_="">
     <xsd:import namespace="541f9672-3e94-4c26-a847-81d4d159bfa1"/>
@@ -6056,17 +6073,7 @@
 </ct:contentTypeSchema>
 </file>
 
-<file path=customXml/item2.xml><?xml version="1.0" encoding="utf-8"?>
-<b:Sources xmlns:b="http://schemas.openxmlformats.org/officeDocument/2006/bibliography" xmlns="http://schemas.openxmlformats.org/officeDocument/2006/bibliography" SelectedStyle="\APASixthEditionOfficeOnline.xsl" StyleName="APA" Version="6"/>
-</file>
-
 <file path=customXml/item3.xml><?xml version="1.0" encoding="utf-8"?>
-<p:properties xmlns:p="http://schemas.microsoft.com/office/2006/metadata/properties" xmlns:xsi="http://www.w3.org/2001/XMLSchema-instance" xmlns:pc="http://schemas.microsoft.com/office/infopath/2007/PartnerControls">
-  <documentManagement/>
-</p:properties>
-</file>
-
-<file path=customXml/item4.xml><?xml version="1.0" encoding="utf-8"?>
 <?mso-contentType ?>
 <FormTemplates xmlns="http://schemas.microsoft.com/sharepoint/v3/contenttype/forms">
   <Display>DocumentLibraryForm</Display>
@@ -6075,7 +6082,21 @@
 </FormTemplates>
 </file>
 
+<file path=customXml/item4.xml><?xml version="1.0" encoding="utf-8"?>
+<p:properties xmlns:p="http://schemas.microsoft.com/office/2006/metadata/properties" xmlns:xsi="http://www.w3.org/2001/XMLSchema-instance" xmlns:pc="http://schemas.microsoft.com/office/infopath/2007/PartnerControls">
+  <documentManagement/>
+</p:properties>
+</file>
+
 <file path=customXml/itemProps1.xml><?xml version="1.0" encoding="utf-8"?>
+<ds:datastoreItem xmlns:ds="http://schemas.openxmlformats.org/officeDocument/2006/customXml" ds:itemID="{79EDFC7F-E73A-4641-AB05-0EAF77FB85CB}">
+  <ds:schemaRefs>
+    <ds:schemaRef ds:uri="http://schemas.openxmlformats.org/officeDocument/2006/bibliography"/>
+  </ds:schemaRefs>
+</ds:datastoreItem>
+</file>
+
+<file path=customXml/itemProps2.xml><?xml version="1.0" encoding="utf-8"?>
 <ds:datastoreItem xmlns:ds="http://schemas.openxmlformats.org/officeDocument/2006/customXml" ds:itemID="{1934D20A-BA2A-4311-8449-030457D80377}">
   <ds:schemaRefs>
     <ds:schemaRef ds:uri="http://schemas.microsoft.com/office/2006/metadata/contentType"/>
@@ -6093,27 +6114,19 @@
 </ds:datastoreItem>
 </file>
 
-<file path=customXml/itemProps2.xml><?xml version="1.0" encoding="utf-8"?>
-<ds:datastoreItem xmlns:ds="http://schemas.openxmlformats.org/officeDocument/2006/customXml" ds:itemID="{79EDFC7F-E73A-4641-AB05-0EAF77FB85CB}">
+<file path=customXml/itemProps3.xml><?xml version="1.0" encoding="utf-8"?>
+<ds:datastoreItem xmlns:ds="http://schemas.openxmlformats.org/officeDocument/2006/customXml" ds:itemID="{9E607EEA-1579-4534-A211-223D35B43271}">
   <ds:schemaRefs>
-    <ds:schemaRef ds:uri="http://schemas.openxmlformats.org/officeDocument/2006/bibliography"/>
+    <ds:schemaRef ds:uri="http://schemas.microsoft.com/sharepoint/v3/contenttype/forms"/>
   </ds:schemaRefs>
 </ds:datastoreItem>
 </file>
 
-<file path=customXml/itemProps3.xml><?xml version="1.0" encoding="utf-8"?>
+<file path=customXml/itemProps4.xml><?xml version="1.0" encoding="utf-8"?>
 <ds:datastoreItem xmlns:ds="http://schemas.openxmlformats.org/officeDocument/2006/customXml" ds:itemID="{672FB7B5-DBC2-43DE-98D9-E1693A2B312F}">
   <ds:schemaRefs>
     <ds:schemaRef ds:uri="http://schemas.microsoft.com/office/2006/metadata/properties"/>
     <ds:schemaRef ds:uri="http://schemas.microsoft.com/office/infopath/2007/PartnerControls"/>
   </ds:schemaRefs>
 </ds:datastoreItem>
-</file>
-
-<file path=customXml/itemProps4.xml><?xml version="1.0" encoding="utf-8"?>
-<ds:datastoreItem xmlns:ds="http://schemas.openxmlformats.org/officeDocument/2006/customXml" ds:itemID="{9E607EEA-1579-4534-A211-223D35B43271}">
-  <ds:schemaRefs>
-    <ds:schemaRef ds:uri="http://schemas.microsoft.com/sharepoint/v3/contenttype/forms"/>
-  </ds:schemaRefs>
-</ds:datastoreItem>
 </file>
--- a/Grade Two.docx
+++ b/Grade Two.docx
@@ -426,25 +426,7 @@
           <w:sz w:val="14"/>
           <w:szCs w:val="14"/>
         </w:rPr>
-        <w:t>{</w:t>
-      </w:r>
-      <w:proofErr w:type="spellStart"/>
-      <w:r>
-        <w:rPr>
-          <w:rFonts w:ascii="Aptos Slab" w:hAnsi="Aptos Slab" w:cs="Times New Roman"/>
-          <w:sz w:val="14"/>
-          <w:szCs w:val="14"/>
-        </w:rPr>
-        <w:t>schoolYear</w:t>
-      </w:r>
-      <w:proofErr w:type="spellEnd"/>
-      <w:r>
-        <w:rPr>
-          <w:rFonts w:ascii="Aptos Slab" w:hAnsi="Aptos Slab" w:cs="Times New Roman"/>
-          <w:sz w:val="14"/>
-          <w:szCs w:val="14"/>
-        </w:rPr>
-        <w:t>}</w:t>
+        <w:t>{schoolYear}</w:t>
       </w:r>
     </w:p>
     <w:p>
@@ -743,27 +725,7 @@
                 <w:sz w:val="18"/>
                 <w:szCs w:val="24"/>
               </w:rPr>
-              <w:t>{</w:t>
-            </w:r>
-            <w:proofErr w:type="spellStart"/>
-            <w:r>
-              <w:rPr>
-                <w:rFonts w:ascii="Aptos Slab" w:hAnsi="Aptos Slab" w:cs="Courier New"/>
-                <w:b/>
-                <w:sz w:val="18"/>
-                <w:szCs w:val="24"/>
-              </w:rPr>
-              <w:t>gradeLevel</w:t>
-            </w:r>
-            <w:proofErr w:type="spellEnd"/>
-            <w:r>
-              <w:rPr>
-                <w:rFonts w:ascii="Aptos Slab" w:hAnsi="Aptos Slab" w:cs="Courier New"/>
-                <w:b/>
-                <w:sz w:val="18"/>
-                <w:szCs w:val="24"/>
-              </w:rPr>
-              <w:t>}</w:t>
+              <w:t>{gradeLevel}</w:t>
             </w:r>
           </w:p>
         </w:tc>
@@ -977,25 +939,7 @@
           <w:iCs/>
           <w:sz w:val="18"/>
         </w:rPr>
-        <w:t xml:space="preserve">This Performance Report shows the ability and </w:t>
-      </w:r>
-      <w:proofErr w:type="gramStart"/>
-      <w:r>
-        <w:rPr>
-          <w:rFonts w:ascii="Aptos Slab" w:hAnsi="Aptos Slab" w:cs="Times New Roman"/>
-          <w:iCs/>
-          <w:sz w:val="18"/>
-        </w:rPr>
-        <w:t>progress</w:t>
-      </w:r>
-      <w:proofErr w:type="gramEnd"/>
-      <w:r>
-        <w:rPr>
-          <w:rFonts w:ascii="Aptos Slab" w:hAnsi="Aptos Slab" w:cs="Times New Roman"/>
-          <w:iCs/>
-          <w:sz w:val="18"/>
-        </w:rPr>
-        <w:t xml:space="preserve"> your child has made</w:t>
+        <w:t>This Performance Report shows the ability and progress your child has made</w:t>
       </w:r>
       <w:r>
         <w:rPr>
@@ -1035,6 +979,14 @@
         </w:rPr>
         <w:tab/>
         <w:t>The school welcomes you should you desire to know more about your child’s progress</w:t>
+      </w:r>
+      <w:r>
+        <w:rPr>
+          <w:rFonts w:ascii="Aptos Slab" w:hAnsi="Aptos Slab" w:cs="Times New Roman"/>
+          <w:iCs/>
+          <w:sz w:val="18"/>
+        </w:rPr>
+        <w:t>.</w:t>
       </w:r>
     </w:p>
     <w:p>
@@ -1823,7 +1775,6 @@
                 <w:szCs w:val="18"/>
               </w:rPr>
             </w:pPr>
-            <w:proofErr w:type="spellStart"/>
             <w:r>
               <w:rPr>
                 <w:rFonts w:ascii="Aptos Slab SemiBold" w:hAnsi="Aptos Slab SemiBold" w:cs="Times New Roman"/>
@@ -1833,7 +1784,6 @@
               </w:rPr>
               <w:t>Makabansa</w:t>
             </w:r>
-            <w:proofErr w:type="spellEnd"/>
           </w:p>
         </w:tc>
         <w:tc>
@@ -4463,7 +4413,6 @@
         </w:rPr>
         <w:t xml:space="preserve">for the </w:t>
       </w:r>
-      <w:proofErr w:type="gramStart"/>
       <w:r>
         <w:rPr>
           <w:rFonts w:ascii="Aptos Slab" w:hAnsi="Aptos Slab" w:cs="Times New Roman"/>
@@ -4486,16 +4435,7 @@
           <w:sz w:val="20"/>
           <w:szCs w:val="20"/>
         </w:rPr>
-        <w:t>level</w:t>
-      </w:r>
-      <w:proofErr w:type="gramEnd"/>
-      <w:r>
-        <w:rPr>
-          <w:rFonts w:ascii="Aptos Slab" w:hAnsi="Aptos Slab" w:cs="Times New Roman"/>
-          <w:sz w:val="20"/>
-          <w:szCs w:val="20"/>
-        </w:rPr>
-        <w:t xml:space="preserve"> </w:t>
+        <w:t xml:space="preserve">level </w:t>
       </w:r>
       <w:r>
         <w:rPr>
@@ -4689,25 +4629,7 @@
                 <w:bCs/>
                 <w:sz w:val="20"/>
               </w:rPr>
-              <w:t>{</w:t>
-            </w:r>
-            <w:proofErr w:type="spellStart"/>
-            <w:r>
-              <w:rPr>
-                <w:rFonts w:ascii="Bernard MT Condensed" w:hAnsi="Bernard MT Condensed" w:cs="Times New Roman"/>
-                <w:bCs/>
-                <w:sz w:val="20"/>
-              </w:rPr>
-              <w:t>schoolHead</w:t>
-            </w:r>
-            <w:proofErr w:type="spellEnd"/>
-            <w:r>
-              <w:rPr>
-                <w:rFonts w:ascii="Bernard MT Condensed" w:hAnsi="Bernard MT Condensed" w:cs="Times New Roman"/>
-                <w:bCs/>
-                <w:sz w:val="20"/>
-              </w:rPr>
-              <w:t>}</w:t>
+              <w:t>{schoolHead}</w:t>
             </w:r>
           </w:p>
         </w:tc>
@@ -4781,27 +4703,7 @@
                 <w:sz w:val="18"/>
                 <w:szCs w:val="20"/>
               </w:rPr>
-              <w:t>{</w:t>
-            </w:r>
-            <w:proofErr w:type="spellStart"/>
-            <w:r>
-              <w:rPr>
-                <w:rFonts w:ascii="Aptos Slab" w:hAnsi="Aptos Slab" w:cs="Times New Roman"/>
-                <w:bCs/>
-                <w:sz w:val="18"/>
-                <w:szCs w:val="20"/>
-              </w:rPr>
-              <w:t>schoolHeadDesignation</w:t>
-            </w:r>
-            <w:proofErr w:type="spellEnd"/>
-            <w:r>
-              <w:rPr>
-                <w:rFonts w:ascii="Aptos Slab" w:hAnsi="Aptos Slab" w:cs="Times New Roman"/>
-                <w:bCs/>
-                <w:sz w:val="18"/>
-                <w:szCs w:val="20"/>
-              </w:rPr>
-              <w:t>}</w:t>
+              <w:t>{schoolHeadDesignation}</w:t>
             </w:r>
           </w:p>
         </w:tc>
@@ -5545,6 +5447,7 @@
   <w:style w:type="character" w:default="1" w:styleId="DefaultParagraphFont">
     <w:name w:val="Default Paragraph Font"/>
     <w:uiPriority w:val="1"/>
+    <w:semiHidden/>
     <w:unhideWhenUsed/>
   </w:style>
   <w:style w:type="table" w:default="1" w:styleId="TableNormal">
@@ -5886,10 +5789,6 @@
 </file>
 
 <file path=customXml/item1.xml><?xml version="1.0" encoding="utf-8"?>
-<b:Sources xmlns:b="http://schemas.openxmlformats.org/officeDocument/2006/bibliography" xmlns="http://schemas.openxmlformats.org/officeDocument/2006/bibliography" SelectedStyle="\APASixthEditionOfficeOnline.xsl" StyleName="APA" Version="6"/>
-</file>
-
-<file path=customXml/item2.xml><?xml version="1.0" encoding="utf-8"?>
 <ct:contentTypeSchema xmlns:ct="http://schemas.microsoft.com/office/2006/metadata/contentType" xmlns:ma="http://schemas.microsoft.com/office/2006/metadata/properties/metaAttributes" ct:_="" ma:_="" ma:contentTypeName="Document" ma:contentTypeID="0x01010019B181300F721B4D9F3B95A3EE15143C" ma:contentTypeVersion="10" ma:contentTypeDescription="Create a new document." ma:contentTypeScope="" ma:versionID="bf2ca1b3bc24449cdd1a669432d4bb9e">
   <xsd:schema xmlns:xsd="http://www.w3.org/2001/XMLSchema" xmlns:xs="http://www.w3.org/2001/XMLSchema" xmlns:p="http://schemas.microsoft.com/office/2006/metadata/properties" xmlns:ns3="541f9672-3e94-4c26-a847-81d4d159bfa1" targetNamespace="http://schemas.microsoft.com/office/2006/metadata/properties" ma:root="true" ma:fieldsID="14a7babb77b443892259070c9ba030eb" ns3:_="">
     <xsd:import namespace="541f9672-3e94-4c26-a847-81d4d159bfa1"/>
@@ -6073,7 +5972,17 @@
 </ct:contentTypeSchema>
 </file>
 
+<file path=customXml/item2.xml><?xml version="1.0" encoding="utf-8"?>
+<b:Sources xmlns:b="http://schemas.openxmlformats.org/officeDocument/2006/bibliography" xmlns="http://schemas.openxmlformats.org/officeDocument/2006/bibliography" SelectedStyle="\APASixthEditionOfficeOnline.xsl" StyleName="APA" Version="6"/>
+</file>
+
 <file path=customXml/item3.xml><?xml version="1.0" encoding="utf-8"?>
+<p:properties xmlns:p="http://schemas.microsoft.com/office/2006/metadata/properties" xmlns:xsi="http://www.w3.org/2001/XMLSchema-instance" xmlns:pc="http://schemas.microsoft.com/office/infopath/2007/PartnerControls">
+  <documentManagement/>
+</p:properties>
+</file>
+
+<file path=customXml/item4.xml><?xml version="1.0" encoding="utf-8"?>
 <?mso-contentType ?>
 <FormTemplates xmlns="http://schemas.microsoft.com/sharepoint/v3/contenttype/forms">
   <Display>DocumentLibraryForm</Display>
@@ -6082,21 +5991,7 @@
 </FormTemplates>
 </file>
 
-<file path=customXml/item4.xml><?xml version="1.0" encoding="utf-8"?>
-<p:properties xmlns:p="http://schemas.microsoft.com/office/2006/metadata/properties" xmlns:xsi="http://www.w3.org/2001/XMLSchema-instance" xmlns:pc="http://schemas.microsoft.com/office/infopath/2007/PartnerControls">
-  <documentManagement/>
-</p:properties>
-</file>
-
 <file path=customXml/itemProps1.xml><?xml version="1.0" encoding="utf-8"?>
-<ds:datastoreItem xmlns:ds="http://schemas.openxmlformats.org/officeDocument/2006/customXml" ds:itemID="{79EDFC7F-E73A-4641-AB05-0EAF77FB85CB}">
-  <ds:schemaRefs>
-    <ds:schemaRef ds:uri="http://schemas.openxmlformats.org/officeDocument/2006/bibliography"/>
-  </ds:schemaRefs>
-</ds:datastoreItem>
-</file>
-
-<file path=customXml/itemProps2.xml><?xml version="1.0" encoding="utf-8"?>
 <ds:datastoreItem xmlns:ds="http://schemas.openxmlformats.org/officeDocument/2006/customXml" ds:itemID="{1934D20A-BA2A-4311-8449-030457D80377}">
   <ds:schemaRefs>
     <ds:schemaRef ds:uri="http://schemas.microsoft.com/office/2006/metadata/contentType"/>
@@ -6114,19 +6009,27 @@
 </ds:datastoreItem>
 </file>
 
-<file path=customXml/itemProps3.xml><?xml version="1.0" encoding="utf-8"?>
-<ds:datastoreItem xmlns:ds="http://schemas.openxmlformats.org/officeDocument/2006/customXml" ds:itemID="{9E607EEA-1579-4534-A211-223D35B43271}">
+<file path=customXml/itemProps2.xml><?xml version="1.0" encoding="utf-8"?>
+<ds:datastoreItem xmlns:ds="http://schemas.openxmlformats.org/officeDocument/2006/customXml" ds:itemID="{79EDFC7F-E73A-4641-AB05-0EAF77FB85CB}">
   <ds:schemaRefs>
-    <ds:schemaRef ds:uri="http://schemas.microsoft.com/sharepoint/v3/contenttype/forms"/>
+    <ds:schemaRef ds:uri="http://schemas.openxmlformats.org/officeDocument/2006/bibliography"/>
   </ds:schemaRefs>
 </ds:datastoreItem>
 </file>
 
-<file path=customXml/itemProps4.xml><?xml version="1.0" encoding="utf-8"?>
+<file path=customXml/itemProps3.xml><?xml version="1.0" encoding="utf-8"?>
 <ds:datastoreItem xmlns:ds="http://schemas.openxmlformats.org/officeDocument/2006/customXml" ds:itemID="{672FB7B5-DBC2-43DE-98D9-E1693A2B312F}">
   <ds:schemaRefs>
     <ds:schemaRef ds:uri="http://schemas.microsoft.com/office/2006/metadata/properties"/>
     <ds:schemaRef ds:uri="http://schemas.microsoft.com/office/infopath/2007/PartnerControls"/>
   </ds:schemaRefs>
 </ds:datastoreItem>
+</file>
+
+<file path=customXml/itemProps4.xml><?xml version="1.0" encoding="utf-8"?>
+<ds:datastoreItem xmlns:ds="http://schemas.openxmlformats.org/officeDocument/2006/customXml" ds:itemID="{9E607EEA-1579-4534-A211-223D35B43271}">
+  <ds:schemaRefs>
+    <ds:schemaRef ds:uri="http://schemas.microsoft.com/sharepoint/v3/contenttype/forms"/>
+  </ds:schemaRefs>
+</ds:datastoreItem>
 </file>
--- a/Grade Two.docx
+++ b/Grade Two.docx
@@ -426,7 +426,25 @@
           <w:sz w:val="14"/>
           <w:szCs w:val="14"/>
         </w:rPr>
-        <w:t>{schoolYear}</w:t>
+        <w:t>{</w:t>
+      </w:r>
+      <w:proofErr w:type="spellStart"/>
+      <w:r>
+        <w:rPr>
+          <w:rFonts w:ascii="Aptos Slab" w:hAnsi="Aptos Slab" w:cs="Times New Roman"/>
+          <w:sz w:val="14"/>
+          <w:szCs w:val="14"/>
+        </w:rPr>
+        <w:t>schoolYear</w:t>
+      </w:r>
+      <w:proofErr w:type="spellEnd"/>
+      <w:r>
+        <w:rPr>
+          <w:rFonts w:ascii="Aptos Slab" w:hAnsi="Aptos Slab" w:cs="Times New Roman"/>
+          <w:sz w:val="14"/>
+          <w:szCs w:val="14"/>
+        </w:rPr>
+        <w:t>}</w:t>
       </w:r>
     </w:p>
     <w:p>
@@ -573,6 +591,7 @@
             <w:tcBorders>
               <w:top w:val="single" w:sz="6" w:space="0" w:color="FFFFFF" w:themeColor="background1"/>
             </w:tcBorders>
+            <w:vAlign w:val="bottom"/>
           </w:tcPr>
           <w:p>
             <w:pPr>
@@ -627,6 +646,7 @@
             <w:tcBorders>
               <w:top w:val="single" w:sz="6" w:space="0" w:color="auto"/>
             </w:tcBorders>
+            <w:vAlign w:val="bottom"/>
           </w:tcPr>
           <w:p>
             <w:pPr>
@@ -681,6 +701,7 @@
         <w:tc>
           <w:tcPr>
             <w:tcW w:w="693" w:type="pct"/>
+            <w:vAlign w:val="bottom"/>
           </w:tcPr>
           <w:p>
             <w:pPr>
@@ -725,13 +746,34 @@
                 <w:sz w:val="18"/>
                 <w:szCs w:val="24"/>
               </w:rPr>
-              <w:t>{gradeLevel}</w:t>
+              <w:t>{</w:t>
+            </w:r>
+            <w:proofErr w:type="spellStart"/>
+            <w:r>
+              <w:rPr>
+                <w:rFonts w:ascii="Aptos Slab" w:hAnsi="Aptos Slab" w:cs="Courier New"/>
+                <w:b/>
+                <w:sz w:val="18"/>
+                <w:szCs w:val="24"/>
+              </w:rPr>
+              <w:t>gradeLevel</w:t>
+            </w:r>
+            <w:proofErr w:type="spellEnd"/>
+            <w:r>
+              <w:rPr>
+                <w:rFonts w:ascii="Aptos Slab" w:hAnsi="Aptos Slab" w:cs="Courier New"/>
+                <w:b/>
+                <w:sz w:val="18"/>
+                <w:szCs w:val="24"/>
+              </w:rPr>
+              <w:t>}</w:t>
             </w:r>
           </w:p>
         </w:tc>
         <w:tc>
           <w:tcPr>
             <w:tcW w:w="753" w:type="pct"/>
+            <w:vAlign w:val="bottom"/>
           </w:tcPr>
           <w:p>
             <w:pPr>
@@ -786,6 +828,7 @@
         <w:tc>
           <w:tcPr>
             <w:tcW w:w="693" w:type="pct"/>
+            <w:vAlign w:val="bottom"/>
           </w:tcPr>
           <w:p>
             <w:pPr>
@@ -939,7 +982,25 @@
           <w:iCs/>
           <w:sz w:val="18"/>
         </w:rPr>
-        <w:t>This Performance Report shows the ability and progress your child has made</w:t>
+        <w:t xml:space="preserve">This Performance Report shows the ability and </w:t>
+      </w:r>
+      <w:proofErr w:type="gramStart"/>
+      <w:r>
+        <w:rPr>
+          <w:rFonts w:ascii="Aptos Slab" w:hAnsi="Aptos Slab" w:cs="Times New Roman"/>
+          <w:iCs/>
+          <w:sz w:val="18"/>
+        </w:rPr>
+        <w:t>progress</w:t>
+      </w:r>
+      <w:proofErr w:type="gramEnd"/>
+      <w:r>
+        <w:rPr>
+          <w:rFonts w:ascii="Aptos Slab" w:hAnsi="Aptos Slab" w:cs="Times New Roman"/>
+          <w:iCs/>
+          <w:sz w:val="18"/>
+        </w:rPr>
+        <w:t xml:space="preserve"> your child has made</w:t>
       </w:r>
       <w:r>
         <w:rPr>
@@ -1775,6 +1836,7 @@
                 <w:szCs w:val="18"/>
               </w:rPr>
             </w:pPr>
+            <w:proofErr w:type="spellStart"/>
             <w:r>
               <w:rPr>
                 <w:rFonts w:ascii="Aptos Slab SemiBold" w:hAnsi="Aptos Slab SemiBold" w:cs="Times New Roman"/>
@@ -1784,6 +1846,7 @@
               </w:rPr>
               <w:t>Makabansa</w:t>
             </w:r>
+            <w:proofErr w:type="spellEnd"/>
           </w:p>
         </w:tc>
         <w:tc>
@@ -4413,6 +4476,7 @@
         </w:rPr>
         <w:t xml:space="preserve">for the </w:t>
       </w:r>
+      <w:proofErr w:type="gramStart"/>
       <w:r>
         <w:rPr>
           <w:rFonts w:ascii="Aptos Slab" w:hAnsi="Aptos Slab" w:cs="Times New Roman"/>
@@ -4435,7 +4499,16 @@
           <w:sz w:val="20"/>
           <w:szCs w:val="20"/>
         </w:rPr>
-        <w:t xml:space="preserve">level </w:t>
+        <w:t>level</w:t>
+      </w:r>
+      <w:proofErr w:type="gramEnd"/>
+      <w:r>
+        <w:rPr>
+          <w:rFonts w:ascii="Aptos Slab" w:hAnsi="Aptos Slab" w:cs="Times New Roman"/>
+          <w:sz w:val="20"/>
+          <w:szCs w:val="20"/>
+        </w:rPr>
+        <w:t xml:space="preserve"> </w:t>
       </w:r>
       <w:r>
         <w:rPr>
@@ -4629,7 +4702,25 @@
                 <w:bCs/>
                 <w:sz w:val="20"/>
               </w:rPr>
-              <w:t>{schoolHead}</w:t>
+              <w:t>{</w:t>
+            </w:r>
+            <w:proofErr w:type="spellStart"/>
+            <w:r>
+              <w:rPr>
+                <w:rFonts w:ascii="Bernard MT Condensed" w:hAnsi="Bernard MT Condensed" w:cs="Times New Roman"/>
+                <w:bCs/>
+                <w:sz w:val="20"/>
+              </w:rPr>
+              <w:t>schoolHead</w:t>
+            </w:r>
+            <w:proofErr w:type="spellEnd"/>
+            <w:r>
+              <w:rPr>
+                <w:rFonts w:ascii="Bernard MT Condensed" w:hAnsi="Bernard MT Condensed" w:cs="Times New Roman"/>
+                <w:bCs/>
+                <w:sz w:val="20"/>
+              </w:rPr>
+              <w:t>}</w:t>
             </w:r>
           </w:p>
         </w:tc>
@@ -4703,7 +4794,27 @@
                 <w:sz w:val="18"/>
                 <w:szCs w:val="20"/>
               </w:rPr>
-              <w:t>{schoolHeadDesignation}</w:t>
+              <w:t>{</w:t>
+            </w:r>
+            <w:proofErr w:type="spellStart"/>
+            <w:r>
+              <w:rPr>
+                <w:rFonts w:ascii="Aptos Slab" w:hAnsi="Aptos Slab" w:cs="Times New Roman"/>
+                <w:bCs/>
+                <w:sz w:val="18"/>
+                <w:szCs w:val="20"/>
+              </w:rPr>
+              <w:t>schoolHeadDesignation</w:t>
+            </w:r>
+            <w:proofErr w:type="spellEnd"/>
+            <w:r>
+              <w:rPr>
+                <w:rFonts w:ascii="Aptos Slab" w:hAnsi="Aptos Slab" w:cs="Times New Roman"/>
+                <w:bCs/>
+                <w:sz w:val="18"/>
+                <w:szCs w:val="20"/>
+              </w:rPr>
+              <w:t>}</w:t>
             </w:r>
           </w:p>
         </w:tc>
@@ -5789,6 +5900,10 @@
 </file>
 
 <file path=customXml/item1.xml><?xml version="1.0" encoding="utf-8"?>
+<b:Sources xmlns:b="http://schemas.openxmlformats.org/officeDocument/2006/bibliography" xmlns="http://schemas.openxmlformats.org/officeDocument/2006/bibliography" SelectedStyle="\APASixthEditionOfficeOnline.xsl" StyleName="APA" Version="6"/>
+</file>
+
+<file path=customXml/item2.xml><?xml version="1.0" encoding="utf-8"?>
 <ct:contentTypeSchema xmlns:ct="http://schemas.microsoft.com/office/2006/metadata/contentType" xmlns:ma="http://schemas.microsoft.com/office/2006/metadata/properties/metaAttributes" ct:_="" ma:_="" ma:contentTypeName="Document" ma:contentTypeID="0x01010019B181300F721B4D9F3B95A3EE15143C" ma:contentTypeVersion="10" ma:contentTypeDescription="Create a new document." ma:contentTypeScope="" ma:versionID="bf2ca1b3bc24449cdd1a669432d4bb9e">
   <xsd:schema xmlns:xsd="http://www.w3.org/2001/XMLSchema" xmlns:xs="http://www.w3.org/2001/XMLSchema" xmlns:p="http://schemas.microsoft.com/office/2006/metadata/properties" xmlns:ns3="541f9672-3e94-4c26-a847-81d4d159bfa1" targetNamespace="http://schemas.microsoft.com/office/2006/metadata/properties" ma:root="true" ma:fieldsID="14a7babb77b443892259070c9ba030eb" ns3:_="">
     <xsd:import namespace="541f9672-3e94-4c26-a847-81d4d159bfa1"/>
@@ -5972,17 +6087,7 @@
 </ct:contentTypeSchema>
 </file>
 
-<file path=customXml/item2.xml><?xml version="1.0" encoding="utf-8"?>
-<b:Sources xmlns:b="http://schemas.openxmlformats.org/officeDocument/2006/bibliography" xmlns="http://schemas.openxmlformats.org/officeDocument/2006/bibliography" SelectedStyle="\APASixthEditionOfficeOnline.xsl" StyleName="APA" Version="6"/>
-</file>
-
 <file path=customXml/item3.xml><?xml version="1.0" encoding="utf-8"?>
-<p:properties xmlns:p="http://schemas.microsoft.com/office/2006/metadata/properties" xmlns:xsi="http://www.w3.org/2001/XMLSchema-instance" xmlns:pc="http://schemas.microsoft.com/office/infopath/2007/PartnerControls">
-  <documentManagement/>
-</p:properties>
-</file>
-
-<file path=customXml/item4.xml><?xml version="1.0" encoding="utf-8"?>
 <?mso-contentType ?>
 <FormTemplates xmlns="http://schemas.microsoft.com/sharepoint/v3/contenttype/forms">
   <Display>DocumentLibraryForm</Display>
@@ -5991,7 +6096,21 @@
 </FormTemplates>
 </file>
 
+<file path=customXml/item4.xml><?xml version="1.0" encoding="utf-8"?>
+<p:properties xmlns:p="http://schemas.microsoft.com/office/2006/metadata/properties" xmlns:xsi="http://www.w3.org/2001/XMLSchema-instance" xmlns:pc="http://schemas.microsoft.com/office/infopath/2007/PartnerControls">
+  <documentManagement/>
+</p:properties>
+</file>
+
 <file path=customXml/itemProps1.xml><?xml version="1.0" encoding="utf-8"?>
+<ds:datastoreItem xmlns:ds="http://schemas.openxmlformats.org/officeDocument/2006/customXml" ds:itemID="{79EDFC7F-E73A-4641-AB05-0EAF77FB85CB}">
+  <ds:schemaRefs>
+    <ds:schemaRef ds:uri="http://schemas.openxmlformats.org/officeDocument/2006/bibliography"/>
+  </ds:schemaRefs>
+</ds:datastoreItem>
+</file>
+
+<file path=customXml/itemProps2.xml><?xml version="1.0" encoding="utf-8"?>
 <ds:datastoreItem xmlns:ds="http://schemas.openxmlformats.org/officeDocument/2006/customXml" ds:itemID="{1934D20A-BA2A-4311-8449-030457D80377}">
   <ds:schemaRefs>
     <ds:schemaRef ds:uri="http://schemas.microsoft.com/office/2006/metadata/contentType"/>
@@ -6009,27 +6128,19 @@
 </ds:datastoreItem>
 </file>
 
-<file path=customXml/itemProps2.xml><?xml version="1.0" encoding="utf-8"?>
-<ds:datastoreItem xmlns:ds="http://schemas.openxmlformats.org/officeDocument/2006/customXml" ds:itemID="{79EDFC7F-E73A-4641-AB05-0EAF77FB85CB}">
+<file path=customXml/itemProps3.xml><?xml version="1.0" encoding="utf-8"?>
+<ds:datastoreItem xmlns:ds="http://schemas.openxmlformats.org/officeDocument/2006/customXml" ds:itemID="{9E607EEA-1579-4534-A211-223D35B43271}">
   <ds:schemaRefs>
-    <ds:schemaRef ds:uri="http://schemas.openxmlformats.org/officeDocument/2006/bibliography"/>
+    <ds:schemaRef ds:uri="http://schemas.microsoft.com/sharepoint/v3/contenttype/forms"/>
   </ds:schemaRefs>
 </ds:datastoreItem>
 </file>
 
-<file path=customXml/itemProps3.xml><?xml version="1.0" encoding="utf-8"?>
+<file path=customXml/itemProps4.xml><?xml version="1.0" encoding="utf-8"?>
 <ds:datastoreItem xmlns:ds="http://schemas.openxmlformats.org/officeDocument/2006/customXml" ds:itemID="{672FB7B5-DBC2-43DE-98D9-E1693A2B312F}">
   <ds:schemaRefs>
     <ds:schemaRef ds:uri="http://schemas.microsoft.com/office/2006/metadata/properties"/>
     <ds:schemaRef ds:uri="http://schemas.microsoft.com/office/infopath/2007/PartnerControls"/>
   </ds:schemaRefs>
 </ds:datastoreItem>
-</file>
-
-<file path=customXml/itemProps4.xml><?xml version="1.0" encoding="utf-8"?>
-<ds:datastoreItem xmlns:ds="http://schemas.openxmlformats.org/officeDocument/2006/customXml" ds:itemID="{9E607EEA-1579-4534-A211-223D35B43271}">
-  <ds:schemaRefs>
-    <ds:schemaRef ds:uri="http://schemas.microsoft.com/sharepoint/v3/contenttype/forms"/>
-  </ds:schemaRefs>
-</ds:datastoreItem>
 </file>